--- a/templates/template_cas.docx
+++ b/templates/template_cas.docx
@@ -221,8 +221,13 @@
             </w:tcBorders>
           </w:tcPr>
           <w:p>
-            <w:r>
-              <w:t xml:space="preserve">Tanggal     : </w:t>
+            <w:proofErr w:type="spellStart"/>
+            <w:r>
+              <w:t>Tanggal</w:t>
+            </w:r>
+            <w:proofErr w:type="spellEnd"/>
+            <w:r>
+              <w:t xml:space="preserve">     : </w:t>
             </w:r>
             <w:r>
               <w:t xml:space="preserve">{{ </w:t>
@@ -1110,7 +1115,7 @@
     </w:p>
     <w:tbl>
       <w:tblPr>
-        <w:tblW w:w="9350" w:type="dxa"/>
+        <w:tblW w:w="15908" w:type="dxa"/>
         <w:tblBorders>
           <w:top w:val="single" w:sz="4" w:space="0" w:color="auto"/>
           <w:left w:val="single" w:sz="4" w:space="0" w:color="auto"/>
@@ -1126,9 +1131,10 @@
         <w:tblLook w:val="0000" w:firstRow="0" w:lastRow="0" w:firstColumn="0" w:lastColumn="0" w:noHBand="0" w:noVBand="0"/>
       </w:tblPr>
       <w:tblGrid>
-        <w:gridCol w:w="2753"/>
-        <w:gridCol w:w="39"/>
-        <w:gridCol w:w="6558"/>
+        <w:gridCol w:w="2719"/>
+        <w:gridCol w:w="38"/>
+        <w:gridCol w:w="6673"/>
+        <w:gridCol w:w="6478"/>
       </w:tblGrid>
       <w:tr>
         <w:tc>
@@ -1186,8 +1192,6 @@
             </w:r>
           </w:p>
         </w:tc>
-      </w:tr>
-      <w:tr>
         <w:tc>
           <w:tcPr>
             <w:tcW w:w="0" w:type="auto"/>
@@ -1198,10 +1202,17 @@
               <w:right w:val="none" w:sz="0" w:space="0" w:color="FFFFFF"/>
             </w:tcBorders>
           </w:tcPr>
-          <w:p/>
-          <w:p/>
-          <w:p/>
-        </w:tc>
+          <w:p>
+            <w:pPr>
+              <w:jc w:val="center"/>
+            </w:pPr>
+            <w:r>
+              <w:t>Hormat kami,</w:t>
+            </w:r>
+          </w:p>
+        </w:tc>
+      </w:tr>
+      <w:tr>
         <w:tc>
           <w:tcPr>
             <w:tcW w:w="0" w:type="auto"/>
@@ -1213,6 +1224,8 @@
             </w:tcBorders>
           </w:tcPr>
           <w:p/>
+          <w:p/>
+          <w:p/>
         </w:tc>
         <w:tc>
           <w:tcPr>
@@ -1224,27 +1237,8 @@
               <w:right w:val="none" w:sz="0" w:space="0" w:color="FFFFFF"/>
             </w:tcBorders>
           </w:tcPr>
-          <w:p>
-            <w:pPr>
-              <w:jc w:val="center"/>
-            </w:pPr>
-            <w:r>
-              <w:rPr>
-                <w:b/>
-              </w:rPr>
-              <w:br/>
-              <w:t>CV. CAHAYA ABADI SEJAHTERA INDONESIA</w:t>
-            </w:r>
-            <w:r>
-              <w:rPr>
-                <w:b/>
-              </w:rPr>
-              <w:br/>
-            </w:r>
-          </w:p>
-        </w:tc>
-      </w:tr>
-      <w:tr>
+          <w:p/>
+        </w:tc>
         <w:tc>
           <w:tcPr>
             <w:tcW w:w="0" w:type="auto"/>
@@ -1258,9 +1252,95 @@
           <w:p>
             <w:pPr>
               <w:jc w:val="center"/>
-            </w:pPr>
-            <w:r>
-              <w:t>(_________________)</w:t>
+              <w:rPr>
+                <w:b/>
+              </w:rPr>
+            </w:pPr>
+            <w:r>
+              <w:rPr>
+                <w:noProof/>
+              </w:rPr>
+              <w:drawing>
+                <wp:anchor distT="0" distB="0" distL="114300" distR="114300" simplePos="0" relativeHeight="251659264" behindDoc="1" locked="0" layoutInCell="1" allowOverlap="1" wp14:anchorId="4F42FB5B" wp14:editId="57B1B915">
+                  <wp:simplePos x="0" y="0"/>
+                  <wp:positionH relativeFrom="column">
+                    <wp:posOffset>1340485</wp:posOffset>
+                  </wp:positionH>
+                  <wp:positionV relativeFrom="paragraph">
+                    <wp:posOffset>-299570</wp:posOffset>
+                  </wp:positionV>
+                  <wp:extent cx="1506828" cy="1130121"/>
+                  <wp:effectExtent l="0" t="0" r="0" b="0"/>
+                  <wp:wrapNone/>
+                  <wp:docPr id="1710511516" name="Picture 5"/>
+                  <wp:cNvGraphicFramePr>
+                    <a:graphicFrameLocks xmlns:a="http://schemas.openxmlformats.org/drawingml/2006/main" noChangeAspect="1"/>
+                  </wp:cNvGraphicFramePr>
+                  <a:graphic xmlns:a="http://schemas.openxmlformats.org/drawingml/2006/main">
+                    <a:graphicData uri="http://schemas.openxmlformats.org/drawingml/2006/picture">
+                      <pic:pic xmlns:pic="http://schemas.openxmlformats.org/drawingml/2006/picture">
+                        <pic:nvPicPr>
+                          <pic:cNvPr id="1710511516" name="Picture 1710511516"/>
+                          <pic:cNvPicPr/>
+                        </pic:nvPicPr>
+                        <pic:blipFill>
+                          <a:blip r:embed="rId6" cstate="print">
+                            <a:extLst>
+                              <a:ext uri="{BEBA8EAE-BF5A-486C-A8C5-ECC9F3942E4B}">
+                                <a14:imgProps xmlns:a14="http://schemas.microsoft.com/office/drawing/2010/main">
+                                  <a14:imgLayer r:embed="rId7">
+                                    <a14:imgEffect>
+                                      <a14:backgroundRemoval t="10000" b="90000" l="10000" r="90000"/>
+                                    </a14:imgEffect>
+                                  </a14:imgLayer>
+                                </a14:imgProps>
+                              </a:ext>
+                              <a:ext uri="{28A0092B-C50C-407E-A947-70E740481C1C}">
+                                <a14:useLocalDpi xmlns:a14="http://schemas.microsoft.com/office/drawing/2010/main" val="0"/>
+                              </a:ext>
+                            </a:extLst>
+                          </a:blip>
+                          <a:stretch>
+                            <a:fillRect/>
+                          </a:stretch>
+                        </pic:blipFill>
+                        <pic:spPr>
+                          <a:xfrm>
+                            <a:off x="0" y="0"/>
+                            <a:ext cx="1506828" cy="1130121"/>
+                          </a:xfrm>
+                          <a:prstGeom prst="rect">
+                            <a:avLst/>
+                          </a:prstGeom>
+                        </pic:spPr>
+                      </pic:pic>
+                    </a:graphicData>
+                  </a:graphic>
+                  <wp14:sizeRelH relativeFrom="page">
+                    <wp14:pctWidth>0</wp14:pctWidth>
+                  </wp14:sizeRelH>
+                  <wp14:sizeRelV relativeFrom="page">
+                    <wp14:pctHeight>0</wp14:pctHeight>
+                  </wp14:sizeRelV>
+                </wp:anchor>
+              </w:drawing>
+            </w:r>
+            <w:r>
+              <w:rPr>
+                <w:b/>
+              </w:rPr>
+              <w:br/>
+            </w:r>
+          </w:p>
+          <w:p>
+            <w:pPr>
+              <w:jc w:val="center"/>
+            </w:pPr>
+            <w:r>
+              <w:rPr>
+                <w:b/>
+              </w:rPr>
+              <w:br/>
             </w:r>
           </w:p>
         </w:tc>
@@ -1274,7 +1354,85 @@
               <w:right w:val="none" w:sz="0" w:space="0" w:color="FFFFFF"/>
             </w:tcBorders>
           </w:tcPr>
+          <w:p>
+            <w:pPr>
+              <w:jc w:val="center"/>
+            </w:pPr>
+            <w:r>
+              <w:rPr>
+                <w:b/>
+              </w:rPr>
+              <w:br/>
+              <w:t>CV. CAHAYA ABADI SEJAHTERA INDONESIA</w:t>
+            </w:r>
+            <w:r>
+              <w:rPr>
+                <w:b/>
+              </w:rPr>
+              <w:br/>
+            </w:r>
+          </w:p>
+        </w:tc>
+      </w:tr>
+      <w:tr>
+        <w:tc>
+          <w:tcPr>
+            <w:tcW w:w="0" w:type="auto"/>
+            <w:tcBorders>
+              <w:top w:val="none" w:sz="0" w:space="0" w:color="FFFFFF"/>
+              <w:left w:val="none" w:sz="0" w:space="0" w:color="FFFFFF"/>
+              <w:bottom w:val="none" w:sz="0" w:space="0" w:color="FFFFFF"/>
+              <w:right w:val="none" w:sz="0" w:space="0" w:color="FFFFFF"/>
+            </w:tcBorders>
+          </w:tcPr>
+          <w:p>
+            <w:pPr>
+              <w:jc w:val="center"/>
+            </w:pPr>
+            <w:r>
+              <w:t>(_________________)</w:t>
+            </w:r>
+          </w:p>
+        </w:tc>
+        <w:tc>
+          <w:tcPr>
+            <w:tcW w:w="0" w:type="auto"/>
+            <w:tcBorders>
+              <w:top w:val="none" w:sz="0" w:space="0" w:color="FFFFFF"/>
+              <w:left w:val="none" w:sz="0" w:space="0" w:color="FFFFFF"/>
+              <w:bottom w:val="none" w:sz="0" w:space="0" w:color="FFFFFF"/>
+              <w:right w:val="none" w:sz="0" w:space="0" w:color="FFFFFF"/>
+            </w:tcBorders>
+          </w:tcPr>
           <w:p/>
+        </w:tc>
+        <w:tc>
+          <w:tcPr>
+            <w:tcW w:w="0" w:type="auto"/>
+            <w:tcBorders>
+              <w:top w:val="none" w:sz="0" w:space="0" w:color="FFFFFF"/>
+              <w:left w:val="none" w:sz="0" w:space="0" w:color="FFFFFF"/>
+              <w:bottom w:val="none" w:sz="0" w:space="0" w:color="FFFFFF"/>
+              <w:right w:val="none" w:sz="0" w:space="0" w:color="FFFFFF"/>
+            </w:tcBorders>
+          </w:tcPr>
+          <w:p>
+            <w:pPr>
+              <w:jc w:val="center"/>
+            </w:pPr>
+            <w:r>
+              <w:t>(</w:t>
+            </w:r>
+            <w:r>
+              <w:rPr>
+                <w:b/>
+              </w:rPr>
+              <w:t>CV. CAHAYA ABADI SEJAHTERA INDONESIA</w:t>
+            </w:r>
+            <w:r>
+              <w:t>)</w:t>
+            </w:r>
+          </w:p>
         </w:tc>
         <w:tc>
           <w:tcPr>
